--- a/Entregables_pt_app/01_repo_inicial/tests/test_01_existencia_archivos.docx
+++ b/Entregables_pt_app/01_repo_inicial/tests/test_01_existencia_archivos.docx
@@ -219,7 +219,7 @@
         <w:rPr>
           <w:rStyle w:val="VerbatimChar"/>
         </w:rPr>
-        <w:t xml:space="preserve">deliv/01_repo_inicial/</w:t>
+        <w:t xml:space="preserve">Entregables_pt_app/01_repo_inicial/</w:t>
       </w:r>
     </w:p>
     <w:p>
@@ -493,7 +493,7 @@
         <w:rPr>
           <w:rStyle w:val="StringTok"/>
         </w:rPr>
-        <w:t xml:space="preserve">"deliv/01_repo_inicial/tests"</w:t>
+        <w:t xml:space="preserve">"Entregables_pt_app/01_repo_inicial/tests"</w:t>
       </w:r>
       <w:r>
         <w:rPr>
@@ -607,7 +607,7 @@
         <w:rPr>
           <w:rStyle w:val="StringTok"/>
         </w:rPr>
-        <w:t xml:space="preserve">"deliv/01_repo_inicial/tests/test_01_existencia_archivos.R"</w:t>
+        <w:t xml:space="preserve">"Entregables_pt_app/01_repo_inicial/tests/test_01_existencia_archivos.R"</w:t>
       </w:r>
       <w:r>
         <w:rPr>
@@ -640,7 +640,7 @@
         <w:rPr>
           <w:rStyle w:val="NormalTok"/>
         </w:rPr>
-        <w:t xml:space="preserve"> deliv/01_repo_inicial/tests/test_01_existencia_archivos.R</w:t>
+        <w:t xml:space="preserve"> Entregables_pt_app/01_repo_inicial/tests/test_01_existencia_archivos.R</w:t>
       </w:r>
     </w:p>
     <w:bookmarkEnd w:id="17"/>
@@ -814,7 +814,7 @@
         <w:rPr>
           <w:rStyle w:val="VerbatimChar"/>
         </w:rPr>
-        <w:t xml:space="preserve">Resultados guardados en: deliv/01_repo_inicial/test_01_resultados.csv</w:t>
+        <w:t xml:space="preserve">Resultados guardados en: Entregables_pt_app/01_repo_inicial/test_01_resultados.csv</w:t>
       </w:r>
     </w:p>
     <w:bookmarkEnd w:id="19"/>
@@ -1229,7 +1229,7 @@
         <w:rPr>
           <w:rStyle w:val="VerbatimChar"/>
         </w:rPr>
-        <w:t xml:space="preserve">deliv/01_repo_inicial/</w:t>
+        <w:t xml:space="preserve">Entregables_pt_app/01_repo_inicial/</w:t>
       </w:r>
       <w:r>
         <w:t xml:space="preserve"> </w:t>
